--- a/backend/secure-files/portfolios-docx/NMX-35.docx
+++ b/backend/secure-files/portfolios-docx/NMX-35.docx
@@ -1048,6 +1048,62 @@
         <w:t>NMX-35 combina el registro dietético con el registro conductual en un diario: además de anotar los alimentos (y calcular aportes con base INTA 2018), captura el contexto conductual del consumo y detecta patrones. Es una herramienta de evaluación dietética de la Fase 3 orientada a vincular ingesta y conducta.</w:t>
       </w:r>
     </w:p>
+    <w:p>
+      <w:pPr>
+        <w:keepNext/>
+        <w:spacing w:before="120" w:after="20"/>
+        <w:jc w:val="center"/>
+      </w:pPr>
+      <w:r>
+        <w:drawing>
+          <wp:inline xmlns:a="http://schemas.openxmlformats.org/drawingml/2006/main" xmlns:pic="http://schemas.openxmlformats.org/drawingml/2006/picture">
+            <wp:extent cx="5580000" cy="4311818"/>
+            <wp:docPr id="1" name="Picture 1"/>
+            <wp:cNvGraphicFramePr>
+              <a:graphicFrameLocks noChangeAspect="1"/>
+            </wp:cNvGraphicFramePr>
+            <a:graphic>
+              <a:graphicData uri="http://schemas.openxmlformats.org/drawingml/2006/picture">
+                <pic:pic>
+                  <pic:nvPicPr>
+                    <pic:cNvPr id="0" name="NMX-35_01_INICIO_01.png"/>
+                    <pic:cNvPicPr/>
+                  </pic:nvPicPr>
+                  <pic:blipFill>
+                    <a:blip r:embed="rId10"/>
+                    <a:stretch>
+                      <a:fillRect/>
+                    </a:stretch>
+                  </pic:blipFill>
+                  <pic:spPr>
+                    <a:xfrm>
+                      <a:off x="0" y="0"/>
+                      <a:ext cx="5580000" cy="4311818"/>
+                    </a:xfrm>
+                    <a:prstGeom prst="rect"/>
+                  </pic:spPr>
+                </pic:pic>
+              </a:graphicData>
+            </a:graphic>
+          </wp:inline>
+        </w:drawing>
+      </w:r>
+    </w:p>
+    <w:p>
+      <w:pPr>
+        <w:spacing w:before="0" w:after="160"/>
+        <w:jc w:val="center"/>
+      </w:pPr>
+      <w:r>
+        <w:rPr>
+          <w:rFonts w:ascii="Calibri" w:hAnsi="Calibri"/>
+          <w:b/>
+          <w:color w:val="45565E"/>
+          <w:sz w:val="17"/>
+        </w:rPr>
+        <w:t>Figura 1. Vista inicial (hoja INICIO).</w:t>
+      </w:r>
+    </w:p>
     <w:tbl>
       <w:tblPr>
         <w:tblW w:type="auto" w:w="0"/>
@@ -2058,6 +2114,62 @@
         <w:t>Contexto conductual (emociones, situaciones)</w:t>
       </w:r>
     </w:p>
+    <w:p>
+      <w:pPr>
+        <w:keepNext/>
+        <w:spacing w:before="120" w:after="20"/>
+        <w:jc w:val="center"/>
+      </w:pPr>
+      <w:r>
+        <w:drawing>
+          <wp:inline xmlns:a="http://schemas.openxmlformats.org/drawingml/2006/main" xmlns:pic="http://schemas.openxmlformats.org/drawingml/2006/picture">
+            <wp:extent cx="5580000" cy="4311818"/>
+            <wp:docPr id="2" name="Picture 2"/>
+            <wp:cNvGraphicFramePr>
+              <a:graphicFrameLocks noChangeAspect="1"/>
+            </wp:cNvGraphicFramePr>
+            <a:graphic>
+              <a:graphicData uri="http://schemas.openxmlformats.org/drawingml/2006/picture">
+                <pic:pic>
+                  <pic:nvPicPr>
+                    <pic:cNvPr id="0" name="NMX-35_09_DATOS.png"/>
+                    <pic:cNvPicPr/>
+                  </pic:nvPicPr>
+                  <pic:blipFill>
+                    <a:blip r:embed="rId11"/>
+                    <a:stretch>
+                      <a:fillRect/>
+                    </a:stretch>
+                  </pic:blipFill>
+                  <pic:spPr>
+                    <a:xfrm>
+                      <a:off x="0" y="0"/>
+                      <a:ext cx="5580000" cy="4311818"/>
+                    </a:xfrm>
+                    <a:prstGeom prst="rect"/>
+                  </pic:spPr>
+                </pic:pic>
+              </a:graphicData>
+            </a:graphic>
+          </wp:inline>
+        </w:drawing>
+      </w:r>
+    </w:p>
+    <w:p>
+      <w:pPr>
+        <w:spacing w:before="0" w:after="160"/>
+        <w:jc w:val="center"/>
+      </w:pPr>
+      <w:r>
+        <w:rPr>
+          <w:rFonts w:ascii="Calibri" w:hAnsi="Calibri"/>
+          <w:b/>
+          <w:color w:val="45565E"/>
+          <w:sz w:val="17"/>
+        </w:rPr>
+        <w:t>Figura 2. Pantalla de ingreso de datos.</w:t>
+      </w:r>
+    </w:p>
     <w:tbl>
       <w:tblPr>
         <w:tblW w:type="auto" w:w="0"/>
@@ -2405,6 +2517,62 @@
         </w:tc>
       </w:tr>
     </w:tbl>
+    <w:p>
+      <w:pPr>
+        <w:keepNext/>
+        <w:spacing w:before="120" w:after="20"/>
+        <w:jc w:val="center"/>
+      </w:pPr>
+      <w:r>
+        <w:drawing>
+          <wp:inline xmlns:a="http://schemas.openxmlformats.org/drawingml/2006/main" xmlns:pic="http://schemas.openxmlformats.org/drawingml/2006/picture">
+            <wp:extent cx="5580000" cy="4311818"/>
+            <wp:docPr id="3" name="Picture 3"/>
+            <wp:cNvGraphicFramePr>
+              <a:graphicFrameLocks noChangeAspect="1"/>
+            </wp:cNvGraphicFramePr>
+            <a:graphic>
+              <a:graphicData uri="http://schemas.openxmlformats.org/drawingml/2006/picture">
+                <pic:pic>
+                  <pic:nvPicPr>
+                    <pic:cNvPr id="0" name="NMX-35_05_RESULTADOS_01.png"/>
+                    <pic:cNvPicPr/>
+                  </pic:nvPicPr>
+                  <pic:blipFill>
+                    <a:blip r:embed="rId12"/>
+                    <a:stretch>
+                      <a:fillRect/>
+                    </a:stretch>
+                  </pic:blipFill>
+                  <pic:spPr>
+                    <a:xfrm>
+                      <a:off x="0" y="0"/>
+                      <a:ext cx="5580000" cy="4311818"/>
+                    </a:xfrm>
+                    <a:prstGeom prst="rect"/>
+                  </pic:spPr>
+                </pic:pic>
+              </a:graphicData>
+            </a:graphic>
+          </wp:inline>
+        </w:drawing>
+      </w:r>
+    </w:p>
+    <w:p>
+      <w:pPr>
+        <w:spacing w:before="0" w:after="160"/>
+        <w:jc w:val="center"/>
+      </w:pPr>
+      <w:r>
+        <w:rPr>
+          <w:rFonts w:ascii="Calibri" w:hAnsi="Calibri"/>
+          <w:b/>
+          <w:color w:val="45565E"/>
+          <w:sz w:val="17"/>
+        </w:rPr>
+        <w:t>Figura 3. Visualización de resultados.</w:t>
+      </w:r>
+    </w:p>
     <w:tbl>
       <w:tblPr>
         <w:tblW w:type="auto" w:w="0"/>
@@ -3152,6 +3320,62 @@
         </w:tc>
       </w:tr>
     </w:tbl>
+    <w:p>
+      <w:pPr>
+        <w:keepNext/>
+        <w:spacing w:before="120" w:after="20"/>
+        <w:jc w:val="center"/>
+      </w:pPr>
+      <w:r>
+        <w:drawing>
+          <wp:inline xmlns:a="http://schemas.openxmlformats.org/drawingml/2006/main" xmlns:pic="http://schemas.openxmlformats.org/drawingml/2006/picture">
+            <wp:extent cx="5580000" cy="4311818"/>
+            <wp:docPr id="4" name="Picture 4"/>
+            <wp:cNvGraphicFramePr>
+              <a:graphicFrameLocks noChangeAspect="1"/>
+            </wp:cNvGraphicFramePr>
+            <a:graphic>
+              <a:graphicData uri="http://schemas.openxmlformats.org/drawingml/2006/picture">
+                <pic:pic>
+                  <pic:nvPicPr>
+                    <pic:cNvPr id="0" name="NMX-35_08_FUENTES.png"/>
+                    <pic:cNvPicPr/>
+                  </pic:nvPicPr>
+                  <pic:blipFill>
+                    <a:blip r:embed="rId13"/>
+                    <a:stretch>
+                      <a:fillRect/>
+                    </a:stretch>
+                  </pic:blipFill>
+                  <pic:spPr>
+                    <a:xfrm>
+                      <a:off x="0" y="0"/>
+                      <a:ext cx="5580000" cy="4311818"/>
+                    </a:xfrm>
+                    <a:prstGeom prst="rect"/>
+                  </pic:spPr>
+                </pic:pic>
+              </a:graphicData>
+            </a:graphic>
+          </wp:inline>
+        </w:drawing>
+      </w:r>
+    </w:p>
+    <w:p>
+      <w:pPr>
+        <w:spacing w:before="0" w:after="160"/>
+        <w:jc w:val="center"/>
+      </w:pPr>
+      <w:r>
+        <w:rPr>
+          <w:rFonts w:ascii="Calibri" w:hAnsi="Calibri"/>
+          <w:b/>
+          <w:color w:val="45565E"/>
+          <w:sz w:val="17"/>
+        </w:rPr>
+        <w:t>Figura 4. Fuentes y trazabilidad.</w:t>
+      </w:r>
+    </w:p>
     <w:tbl>
       <w:tblPr>
         <w:tblW w:type="auto" w:w="0"/>
@@ -3590,32 +3814,129 @@
     </w:p>
     <w:p>
       <w:pPr>
-        <w:spacing w:before="40" w:after="40" w:line="276" w:lineRule="auto"/>
+        <w:keepNext/>
+        <w:spacing w:before="120" w:after="20"/>
+        <w:jc w:val="center"/>
+      </w:pPr>
+      <w:r>
+        <w:drawing>
+          <wp:inline xmlns:a="http://schemas.openxmlformats.org/drawingml/2006/main" xmlns:pic="http://schemas.openxmlformats.org/drawingml/2006/picture">
+            <wp:extent cx="5580000" cy="4311818"/>
+            <wp:docPr id="5" name="Picture 5"/>
+            <wp:cNvGraphicFramePr>
+              <a:graphicFrameLocks noChangeAspect="1"/>
+            </wp:cNvGraphicFramePr>
+            <a:graphic>
+              <a:graphicData uri="http://schemas.openxmlformats.org/drawingml/2006/picture">
+                <pic:pic>
+                  <pic:nvPicPr>
+                    <pic:cNvPr id="0" name="NMX-35_01_INICIO_02.png"/>
+                    <pic:cNvPicPr/>
+                  </pic:nvPicPr>
+                  <pic:blipFill>
+                    <a:blip r:embed="rId14"/>
+                    <a:stretch>
+                      <a:fillRect/>
+                    </a:stretch>
+                  </pic:blipFill>
+                  <pic:spPr>
+                    <a:xfrm>
+                      <a:off x="0" y="0"/>
+                      <a:ext cx="5580000" cy="4311818"/>
+                    </a:xfrm>
+                    <a:prstGeom prst="rect"/>
+                  </pic:spPr>
+                </pic:pic>
+              </a:graphicData>
+            </a:graphic>
+          </wp:inline>
+        </w:drawing>
+      </w:r>
+    </w:p>
+    <w:p>
+      <w:pPr>
+        <w:spacing w:before="0" w:after="160"/>
+        <w:jc w:val="center"/>
       </w:pPr>
       <w:r>
         <w:rPr>
           <w:rFonts w:ascii="Calibri" w:hAnsi="Calibri"/>
           <w:b/>
-          <w:i w:val="0"/>
-          <w:color w:val="C08A2B"/>
-          <w:sz w:val="20"/>
+          <w:color w:val="45565E"/>
+          <w:sz w:val="17"/>
         </w:rPr>
-        <w:t>CAPTURA_NO_GENERADA_POR_LIMITACIÓN_DEL_ENTORNO.</w:t>
+        <w:t>Figura 5. Vista inicial (hoja INICIO).</w:t>
       </w:r>
     </w:p>
     <w:p>
       <w:pPr>
-        <w:spacing w:before="40" w:after="80" w:line="276" w:lineRule="auto"/>
+        <w:keepNext/>
+        <w:spacing w:before="120" w:after="20"/>
+        <w:jc w:val="center"/>
+      </w:pPr>
+      <w:r>
+        <w:drawing>
+          <wp:inline xmlns:a="http://schemas.openxmlformats.org/drawingml/2006/main" xmlns:pic="http://schemas.openxmlformats.org/drawingml/2006/picture">
+            <wp:extent cx="5580000" cy="4311818"/>
+            <wp:docPr id="6" name="Picture 6"/>
+            <wp:cNvGraphicFramePr>
+              <a:graphicFrameLocks noChangeAspect="1"/>
+            </wp:cNvGraphicFramePr>
+            <a:graphic>
+              <a:graphicData uri="http://schemas.openxmlformats.org/drawingml/2006/picture">
+                <pic:pic>
+                  <pic:nvPicPr>
+                    <pic:cNvPr id="0" name="NMX-35_05_RESULTADOS_02.png"/>
+                    <pic:cNvPicPr/>
+                  </pic:nvPicPr>
+                  <pic:blipFill>
+                    <a:blip r:embed="rId15"/>
+                    <a:stretch>
+                      <a:fillRect/>
+                    </a:stretch>
+                  </pic:blipFill>
+                  <pic:spPr>
+                    <a:xfrm>
+                      <a:off x="0" y="0"/>
+                      <a:ext cx="5580000" cy="4311818"/>
+                    </a:xfrm>
+                    <a:prstGeom prst="rect"/>
+                  </pic:spPr>
+                </pic:pic>
+              </a:graphicData>
+            </a:graphic>
+          </wp:inline>
+        </w:drawing>
+      </w:r>
+    </w:p>
+    <w:p>
+      <w:pPr>
+        <w:spacing w:before="0" w:after="160"/>
+        <w:jc w:val="center"/>
       </w:pPr>
       <w:r>
         <w:rPr>
           <w:rFonts w:ascii="Calibri" w:hAnsi="Calibri"/>
-          <w:b w:val="0"/>
-          <w:i w:val="0"/>
+          <w:b/>
           <w:color w:val="45565E"/>
-          <w:sz w:val="19"/>
+          <w:sz w:val="17"/>
         </w:rPr>
-        <w:t>El entorno de generación de este portafolio no renderiza de forma fiel el archivo XLSX original, por lo que no se incluyen capturas simuladas. Las hojas reales del libro pueden abrirse en Microsoft Excel según la compatibilidad indicada.</w:t>
+        <w:t>Figura 6. Visualización de resultados.</w:t>
+      </w:r>
+    </w:p>
+    <w:p>
+      <w:pPr>
+        <w:spacing w:after="120"/>
+        <w:jc w:val="center"/>
+      </w:pPr>
+      <w:r>
+        <w:rPr>
+          <w:rFonts w:ascii="Calibri" w:hAnsi="Calibri"/>
+          <w:i/>
+          <w:color w:val="45565E"/>
+          <w:sz w:val="15"/>
+        </w:rPr>
+        <w:t>Captura real del archivo Excel NUTRIMETRÍA correspondiente al producto.</w:t>
       </w:r>
     </w:p>
     <w:tbl>
